--- a/docs/场景编排主动层-PRD-v16.docx
+++ b/docs/场景编排主动层-PRD-v16.docx
@@ -10118,7 +10118,7 @@
           <w:rFonts w:ascii="Microsoft YaHei" w:hAnsi="Microsoft YaHei" w:eastAsia="Microsoft YaHei"/>
           <w:sz w:val="21"/>
         </w:rPr>
-        <w:t>云端小模型先上，端侧后补，同一契约同一验证器同一题集。选型三关：体验门先过，硬指标其次，成本只排序。体验门双路：机器评审对情绪、模糊、状态表达、记忆、显式、观察、追问七类输出打四项分（贴切、分寸、话术、密度，1 到 5）并给旗标（说教、推销、追问原因、假设关系、复述情绪、功能性误用），评审模型与被评模型不同；人工盲评 36 句，候选匿名随机排序，全量由产品评，另抽 12 句由决策人评。门槛：四项均值不低于 3.5 且任一项不低于 3.0 [设计值]。硬指标：能力表内 99%、动作类 95%、精准类 90%、注入通过率 0、相关度落区间 90%、理解句出齐 p50 0.6 秒、非思考总时延 p95 2 秒、中英通过率差不超过 5 点、坍缩率精确低于 30%（只算情绪与模糊类）。</w:t>
+        <w:t>云端小模型先上，端侧后补，同一契约同一验证器同一题集。prompt 先在一个模型上优化并冻结，再拿冻结的 prompt 选模型，两件事不混跑。选型三关：体验门先过，硬指标其次，成本只排序。体验门双路：机器评审对情绪、模糊、状态表达、记忆、显式、观察、追问七类输出打四项分（贴切、分寸、话术、密度，1 到 5）并给旗标（说教、推销、追问原因、假设关系、复述情绪、功能性误用），评审模型与被评模型不同；人工盲评 36 句，候选匿名随机排序，全量由产品评，另抽 12 句由决策人评。门槛：四项均值不低于 3.5 且任一项不低于 3.0 [设计值]。硬指标：能力表内 99%、动作类 95%、精准类 90%、注入通过率 0、相关度落区间 90%、理解句出齐 p50 0.6 秒、非思考总时延 p95 2 秒、中英通过率差不超过 5 点、坍缩率精确低于 30%（只算情绪与模糊类）。</w:t>
       </w:r>
     </w:p>
     <w:p>
@@ -10967,7 +10967,7 @@
           <w:rFonts w:ascii="Microsoft YaHei" w:hAnsi="Microsoft YaHei" w:eastAsia="Microsoft YaHei"/>
           <w:sz w:val="21"/>
         </w:rPr>
-        <w:t>变量：六个提示词变体（原版、修正格式、情绪与档案、六元素语法、示例轮换版、负面记忆强化版）；思考开关；输出格式文本、json、严格 schema；中英；温度 0。</w:t>
+        <w:t>先优化 prompt，再选模型。阶段一在 DeepSeek V4 Flash 上做 prompt 实验室：以同事原版为 v0、当前六元素语法版为 v3，先跑基线；再做 16 项单变量消融（示例数量与轮换、六元素语法、反坍缩、理解句位置、能力表格式、规则条数、记忆段、双语示例、角色设定、格式描述、负面记忆硬规则、成熟度标注、温度、输出格式、压缩）证明每段有用；然后逐轮只改一处做 A/B，安全不退步、稳定不退步、质量有提升或时延有改善才保留；四个目标（安全零失分、稳定、快、质量均衡）全部达标并在另外两个模型上不明显退步时冻结为 P-final，写进注册表版本与 GEN_001。阶段二 prompt 固定为 P-final，在 DeepSeek V4 Flash 与 OpenRouter 17 个模型上选型。方法与判定规则见《第一部分测试计划 v2》。</w:t>
       </w:r>
     </w:p>
     <w:p>
@@ -10979,7 +10979,7 @@
           <w:rFonts w:ascii="Microsoft YaHei" w:hAnsi="Microsoft YaHei" w:eastAsia="Microsoft YaHei"/>
           <w:sz w:val="21"/>
         </w:rPr>
-        <w:t>节奏，key 到位算 D1：D1 核对模型 id，第一轮全部候选，六元素语法版、非思考、中英、一遍；D2 机器评审与盲评表，决策人评 12 句；D3 第二轮只对过门模型跑思考开关、六变体、严格 schema、重复三遍；D4 写示例轮换版与负面记忆强化版并复跑；D5 一页选型报告、原型换成选定模型的真实输出、PRD 增补。</w:t>
+        <w:t>节奏，key 到位算 D1：D1 到 D5 prompt 实验室（基线、消融、六轮迭代、可迁移性、冻结）；D6 到 D9 模型选型两轮加评审与盲评；D10 交付整理。</w:t>
       </w:r>
     </w:p>
     <w:p>

--- a/docs/场景编排主动层-PRD-v16.docx
+++ b/docs/场景编排主动层-PRD-v16.docx
@@ -160,7 +160,7 @@
                 <w:rFonts w:ascii="Microsoft YaHei" w:hAnsi="Microsoft YaHei" w:eastAsia="Microsoft YaHei"/>
                 <w:sz w:val="18"/>
               </w:rPr>
-              <w:t>fable，2026-09-08：在 v13 精简版之上做三件事。一，开头先说这是什么、给谁用，术语首次出现处用白话解释，产品功能与技术机制分章。二，按 2026-07 原子能力表核实每一处能力假设，注册表重建为 96 条。三，demo 按三部分展开，第一部分「一句话生成场景与模型选型」补成可直接开做的计划，含题集、模型清单、评测门与原型</w:t>
+              <w:t>fable，2026-09-08：在 v13 精简版之上做三件事。一，开头先说这是什么、给谁用，术语首次出现处用白话解释，产品功能与技术机制分章。二，按 2026-07 原子能力表核实每一处能力假设，注册表重建为 114 条，表里非删除的一级能力全部收录，待定项也算。三，demo 按三部分展开，第一部分「一句话生成场景与模型选型」补成可直接开做的计划，含题集、模型清单、评测门与原型</w:t>
             </w:r>
           </w:p>
         </w:tc>
@@ -311,7 +311,7 @@
           <w:rFonts w:ascii="Microsoft YaHei" w:hAnsi="Microsoft YaHei" w:eastAsia="Microsoft YaHei"/>
           <w:sz w:val="21"/>
         </w:rPr>
-        <w:t>能力侧已经齐了：场景大脑（编排 PRD IFT_AI_002）能把「车里有点闷」这类模糊需求生成「触发项加执行项」；场景引擎负责编排与执行；小塔记忆 PRD 已规划用车偏好与操作行为记忆；2026-07 版原子能力表给了 96 条可组合的能力，包括声场、小塔播报、延时、六种官方情景模式。缺的是中间一层判断：什么时候该主动出手、以什么形式出手、分寸边界在哪。</w:t>
+        <w:t>能力侧已经齐了：场景大脑（编排 PRD IFT_AI_002）能把「车里有点闷」这类模糊需求生成「触发项加执行项」；场景引擎负责编排与执行；小塔记忆 PRD 已规划用车偏好与操作行为记忆；2026-07 版原子能力表给了 114 条可组合的能力（含待定项），包括声场、小塔播报、延时、六种官方情景模式、精确时刻与日期范围、歌单与视频应用。缺的是中间一层判断：什么时候该主动出手、以什么形式出手、分寸边界在哪。</w:t>
       </w:r>
     </w:p>
     <w:p>
@@ -3699,7 +3699,7 @@
                 <w:rFonts w:ascii="Microsoft YaHei" w:hAnsi="Microsoft YaHei" w:eastAsia="Microsoft YaHei"/>
                 <w:sz w:val="18"/>
               </w:rPr>
-              <w:t>2026-07 能力表：当满足条件 58 项、就执行 64 项、生效范围</w:t>
+              <w:t>2026-07 能力表：当满足条件 57 项、就执行 68 项、生效范围 6 项，非删除的全部收录</w:t>
             </w:r>
           </w:p>
         </w:tc>
@@ -3864,7 +3864,7 @@
           <w:rFonts w:ascii="Microsoft YaHei" w:hAnsi="Microsoft YaHei" w:eastAsia="Microsoft YaHei"/>
           <w:sz w:val="21"/>
         </w:rPr>
-        <w:t>按 2026-07 能力表逐行核实，注册表 96 条：已上车 78、有能力无界面 4、排期中 3、待定 8、本方案提议 3。</w:t>
+        <w:t>按 2026-07 能力表逐行核实，只要写在表里的都算，标删除的不算，标待定的算并记为待定。注册表 114 条：已上车 82、有能力无界面 4、排期中 4、待定 21、本方案提议 3。</w:t>
       </w:r>
     </w:p>
     <w:p>
@@ -4356,6 +4356,174 @@
           </w:p>
         </w:tc>
       </w:tr>
+      <w:tr>
+        <w:tc>
+          <w:tcPr>
+            <w:tcW w:type="dxa" w:w="3249"/>
+          </w:tcPr>
+          <w:p>
+            <w:pPr>
+              <w:spacing w:after="0"/>
+            </w:pPr>
+            <w:r/>
+            <w:r>
+              <w:rPr>
+                <w:rFonts w:ascii="Microsoft YaHei" w:hAnsi="Microsoft YaHei" w:eastAsia="Microsoft YaHei"/>
+                <w:sz w:val="18"/>
+              </w:rPr>
+              <w:t>精确时刻、某一天、一段日子、只做一次</w:t>
+            </w:r>
+          </w:p>
+        </w:tc>
+        <w:tc>
+          <w:tcPr>
+            <w:tcW w:type="dxa" w:w="3249"/>
+          </w:tcPr>
+          <w:p>
+            <w:pPr>
+              <w:spacing w:after="0"/>
+            </w:pPr>
+            <w:r/>
+            <w:r>
+              <w:rPr>
+                <w:rFonts w:ascii="Microsoft YaHei" w:hAnsi="Microsoft YaHei" w:eastAsia="Microsoft YaHei"/>
+                <w:sz w:val="18"/>
+              </w:rPr>
+              <w:t>有生效时间、指定日期、日期区间、生效频次（待定）</w:t>
+            </w:r>
+          </w:p>
+        </w:tc>
+        <w:tc>
+          <w:tcPr>
+            <w:tcW w:type="dxa" w:w="3249"/>
+          </w:tcPr>
+          <w:p>
+            <w:pPr>
+              <w:spacing w:after="0"/>
+            </w:pPr>
+            <w:r/>
+            <w:r>
+              <w:rPr>
+                <w:rFonts w:ascii="Microsoft YaHei" w:hAnsi="Microsoft YaHei" w:eastAsia="Microsoft YaHei"/>
+                <w:sz w:val="18"/>
+              </w:rPr>
+              <w:t>「每天七点」「情人节那天」「冬天这几个月」「就提醒这一次」都能直接表达；季节包与纪念日有了原语</w:t>
+            </w:r>
+          </w:p>
+        </w:tc>
+      </w:tr>
+      <w:tr>
+        <w:tc>
+          <w:tcPr>
+            <w:tcW w:type="dxa" w:w="3249"/>
+          </w:tcPr>
+          <w:p>
+            <w:pPr>
+              <w:spacing w:after="0"/>
+            </w:pPr>
+            <w:r/>
+            <w:r>
+              <w:rPr>
+                <w:rFonts w:ascii="Microsoft YaHei" w:hAnsi="Microsoft YaHei" w:eastAsia="Microsoft YaHei"/>
+                <w:sz w:val="18"/>
+              </w:rPr>
+              <w:t>歌单与指定歌曲</w:t>
+            </w:r>
+          </w:p>
+        </w:tc>
+        <w:tc>
+          <w:tcPr>
+            <w:tcW w:type="dxa" w:w="3249"/>
+          </w:tcPr>
+          <w:p>
+            <w:pPr>
+              <w:spacing w:after="0"/>
+            </w:pPr>
+            <w:r/>
+            <w:r>
+              <w:rPr>
+                <w:rFonts w:ascii="Microsoft YaHei" w:hAnsi="Microsoft YaHei" w:eastAsia="Microsoft YaHei"/>
+                <w:sz w:val="18"/>
+              </w:rPr>
+              <w:t>有 QQ音乐、网易云音乐的列表播放与指定歌曲（待定）</w:t>
+            </w:r>
+          </w:p>
+        </w:tc>
+        <w:tc>
+          <w:tcPr>
+            <w:tcW w:type="dxa" w:w="3249"/>
+          </w:tcPr>
+          <w:p>
+            <w:pPr>
+              <w:spacing w:after="0"/>
+            </w:pPr>
+            <w:r/>
+            <w:r>
+              <w:rPr>
+                <w:rFonts w:ascii="Microsoft YaHei" w:hAnsi="Microsoft YaHei" w:eastAsia="Microsoft YaHei"/>
+                <w:sz w:val="18"/>
+              </w:rPr>
+              <w:t>「放我喜欢的歌」「放我们的歌」有承接；情绪歌单提议可映射到猜你喜欢</w:t>
+            </w:r>
+          </w:p>
+        </w:tc>
+      </w:tr>
+      <w:tr>
+        <w:tc>
+          <w:tcPr>
+            <w:tcW w:type="dxa" w:w="3249"/>
+          </w:tcPr>
+          <w:p>
+            <w:pPr>
+              <w:spacing w:after="0"/>
+            </w:pPr>
+            <w:r/>
+            <w:r>
+              <w:rPr>
+                <w:rFonts w:ascii="Microsoft YaHei" w:hAnsi="Microsoft YaHei" w:eastAsia="Microsoft YaHei"/>
+                <w:sz w:val="18"/>
+              </w:rPr>
+              <w:t>视频与 K 歌</w:t>
+            </w:r>
+          </w:p>
+        </w:tc>
+        <w:tc>
+          <w:tcPr>
+            <w:tcW w:type="dxa" w:w="3249"/>
+          </w:tcPr>
+          <w:p>
+            <w:pPr>
+              <w:spacing w:after="0"/>
+            </w:pPr>
+            <w:r/>
+            <w:r>
+              <w:rPr>
+                <w:rFonts w:ascii="Microsoft YaHei" w:hAnsi="Microsoft YaHei" w:eastAsia="Microsoft YaHei"/>
+                <w:sz w:val="18"/>
+              </w:rPr>
+              <w:t>有本地视频、腾讯视频、爱奇艺、唱吧、全民K歌、酷狗K歌、YouTube 打开退出（待定）</w:t>
+            </w:r>
+          </w:p>
+        </w:tc>
+        <w:tc>
+          <w:tcPr>
+            <w:tcW w:type="dxa" w:w="3249"/>
+          </w:tcPr>
+          <w:p>
+            <w:pPr>
+              <w:spacing w:after="0"/>
+            </w:pPr>
+            <w:r/>
+            <w:r>
+              <w:rPr>
+                <w:rFonts w:ascii="Microsoft YaHei" w:hAnsi="Microsoft YaHei" w:eastAsia="Microsoft YaHei"/>
+                <w:sz w:val="18"/>
+              </w:rPr>
+              <w:t>停车等人看视频、露营 K 歌；一律停车态、B 级</w:t>
+            </w:r>
+          </w:p>
+        </w:tc>
+      </w:tr>
     </w:tbl>
     <w:p>
       <w:pPr>
@@ -4371,7 +4539,7 @@
           <w:rFonts w:ascii="Microsoft YaHei" w:hAnsi="Microsoft YaHei" w:eastAsia="Microsoft YaHei"/>
           <w:sz w:val="21"/>
         </w:rPr>
-        <w:t>能力表没有的：天气、氛围灯颜色、后排占位、多音区声源、乘员身份、导航剩余距离与到达时间（已删除）。本方案提议新增三条：情绪歌单（音乐播放九类，需与娱乐域共建）、天气条件（接云端天气服务，小塔已能播天气）、行程事件（出发、到达、停车等人、离车，全部由挡位、入座、车锁、位置组合派生）。逐项对照见《能力表对照-2026-07版-结论与改动》，注册表摘要见附录 B。</w:t>
+        <w:t>能力表没有的：天气、氛围灯颜色、后排占位、多音区声源、乘员身份、导航剩余距离与到达时间（已删除）。本方案提议新增三条：情绪歌单（音乐播放九类，可映射到歌单能力，需与娱乐域共建）、天气条件（接云端天气服务，小塔已能播天气）、行程事件（出发、到达、停车等人、离车，全部由挡位、入座、车锁、位置组合派生）。逐项对照见《能力表对照-2026-07版-结论与改动》，注册表摘要见附录 B。</w:t>
       </w:r>
     </w:p>
     <w:p>
@@ -8628,7 +8796,7 @@
                 <w:rFonts w:ascii="Microsoft YaHei" w:hAnsi="Microsoft YaHei" w:eastAsia="Microsoft YaHei"/>
                 <w:sz w:val="18"/>
               </w:rPr>
-              <w:t>已做，96 条</w:t>
+              <w:t>已做，114 条</w:t>
             </w:r>
           </w:p>
         </w:tc>
@@ -8888,7 +9056,7 @@
                 <w:rFonts w:ascii="Microsoft YaHei" w:hAnsi="Microsoft YaHei" w:eastAsia="Microsoft YaHei"/>
                 <w:sz w:val="18"/>
               </w:rPr>
-              <w:t>126 题中英、8 道注入、坍缩率、双路体验门</w:t>
+              <w:t>134 题中英、8 道注入、坍缩率、双路体验门</w:t>
             </w:r>
           </w:p>
         </w:tc>
@@ -8944,7 +9112,7 @@
           <w:rFonts w:ascii="Microsoft YaHei" w:hAnsi="Microsoft YaHei" w:eastAsia="Microsoft YaHei"/>
           <w:sz w:val="21"/>
         </w:rPr>
-        <w:t>安全级：车窗、车门、导航目的地、洗车与离车不下电模式为 B 级，停车或确认后执行；挡位只作条件；低速行人警报音 C 级且禁止关闭；其余 A 级。</w:t>
+        <w:t>安全级：车窗、车门、导航目的地、视频与 K 歌应用、洗车与离车不下电模式为 B 级，停车或确认后执行；挡位只作条件；低速行人警报音 C 级且禁止关闭；其余 A 级。</w:t>
       </w:r>
     </w:p>
     <w:p>
@@ -9138,6 +9306,62 @@
                 <w:sz w:val="18"/>
               </w:rPr>
               <w:t>已有；调休与节假日要节假日表</w:t>
+            </w:r>
+          </w:p>
+        </w:tc>
+      </w:tr>
+      <w:tr>
+        <w:tc>
+          <w:tcPr>
+            <w:tcW w:type="dxa" w:w="3249"/>
+          </w:tcPr>
+          <w:p>
+            <w:pPr>
+              <w:spacing w:after="0"/>
+            </w:pPr>
+            <w:r/>
+            <w:r>
+              <w:rPr>
+                <w:rFonts w:ascii="Microsoft YaHei" w:hAnsi="Microsoft YaHei" w:eastAsia="Microsoft YaHei"/>
+                <w:sz w:val="18"/>
+              </w:rPr>
+              <w:t>精确时刻、指定日期、日期区间、生效频次</w:t>
+            </w:r>
+          </w:p>
+        </w:tc>
+        <w:tc>
+          <w:tcPr>
+            <w:tcW w:type="dxa" w:w="3249"/>
+          </w:tcPr>
+          <w:p>
+            <w:pPr>
+              <w:spacing w:after="0"/>
+            </w:pPr>
+            <w:r/>
+            <w:r>
+              <w:rPr>
+                <w:rFonts w:ascii="Microsoft YaHei" w:hAnsi="Microsoft YaHei" w:eastAsia="Microsoft YaHei"/>
+                <w:sz w:val="18"/>
+              </w:rPr>
+              <w:t>生效时间、指定日期、日期区间（排期中）、生效频次（待定）</w:t>
+            </w:r>
+          </w:p>
+        </w:tc>
+        <w:tc>
+          <w:tcPr>
+            <w:tcW w:type="dxa" w:w="3249"/>
+          </w:tcPr>
+          <w:p>
+            <w:pPr>
+              <w:spacing w:after="0"/>
+            </w:pPr>
+            <w:r/>
+            <w:r>
+              <w:rPr>
+                <w:rFonts w:ascii="Microsoft YaHei" w:hAnsi="Microsoft YaHei" w:eastAsia="Microsoft YaHei"/>
+                <w:sz w:val="18"/>
+              </w:rPr>
+              <w:t>已有或排期中</w:t>
             </w:r>
           </w:p>
         </w:tc>
@@ -10262,7 +10486,7 @@
                 <w:rFonts w:ascii="Microsoft YaHei" w:hAnsi="Microsoft YaHei" w:eastAsia="Microsoft YaHei"/>
                 <w:sz w:val="18"/>
               </w:rPr>
-              <w:t>注册表 96 条，从能力表导入，含成熟度；提示词与 schema 由它渲染</w:t>
+              <w:t>注册表 114 条，从能力表导入含全部待定项，带成熟度；提示词与 schema 由它渲染</w:t>
             </w:r>
           </w:p>
         </w:tc>
@@ -10300,7 +10524,7 @@
                 <w:rFonts w:ascii="Microsoft YaHei" w:hAnsi="Microsoft YaHei" w:eastAsia="Microsoft YaHei"/>
                 <w:sz w:val="18"/>
               </w:rPr>
-              <w:t>题集 126 题中英各一版，12 类：动作 20、精准 21、模糊 10、情感 11、鲁棒 12、注入 8、状态表达 13、记忆 8、观察 6、追问 7、显式创建 10；其中 12 题针对新能力表</w:t>
+              <w:t>题集 134 题中英各一版，12 类：动作 21、精准 25、模糊 11、情感 12、鲁棒 12、注入 8、状态表达 13、记忆 8、观察 6、追问 7、显式创建 11；其中 20 题针对新能力表与待定项</w:t>
             </w:r>
           </w:p>
         </w:tc>
@@ -12882,6 +13106,154 @@
           </w:p>
         </w:tc>
       </w:tr>
+      <w:tr>
+        <w:tc>
+          <w:tcPr>
+            <w:tcW w:type="dxa" w:w="2436"/>
+          </w:tcPr>
+          <w:p>
+            <w:pPr>
+              <w:spacing w:after="0"/>
+            </w:pPr>
+            <w:r/>
+            <w:r>
+              <w:rPr>
+                <w:rFonts w:ascii="Microsoft YaHei" w:hAnsi="Microsoft YaHei" w:eastAsia="Microsoft YaHei"/>
+                <w:sz w:val="18"/>
+              </w:rPr>
+              <w:t>10</w:t>
+            </w:r>
+          </w:p>
+        </w:tc>
+        <w:tc>
+          <w:tcPr>
+            <w:tcW w:type="dxa" w:w="2436"/>
+          </w:tcPr>
+          <w:p>
+            <w:pPr>
+              <w:spacing w:after="0"/>
+            </w:pPr>
+            <w:r/>
+            <w:r>
+              <w:rPr>
+                <w:rFonts w:ascii="Microsoft YaHei" w:hAnsi="Microsoft YaHei" w:eastAsia="Microsoft YaHei"/>
+                <w:sz w:val="18"/>
+              </w:rPr>
+              <w:t>「露营的时候来点 K 歌的气氛」</w:t>
+            </w:r>
+          </w:p>
+        </w:tc>
+        <w:tc>
+          <w:tcPr>
+            <w:tcW w:type="dxa" w:w="2436"/>
+          </w:tcPr>
+          <w:p>
+            <w:pPr>
+              <w:spacing w:after="0"/>
+            </w:pPr>
+            <w:r/>
+            <w:r>
+              <w:rPr>
+                <w:rFonts w:ascii="Microsoft YaHei" w:hAnsi="Microsoft YaHei" w:eastAsia="Microsoft YaHei"/>
+                <w:sz w:val="18"/>
+              </w:rPr>
+              <w:t>预设之上加一件事：打开全民K歌，声场全车、音效音乐厅；停车态才允许</w:t>
+            </w:r>
+          </w:p>
+        </w:tc>
+        <w:tc>
+          <w:tcPr>
+            <w:tcW w:type="dxa" w:w="2436"/>
+          </w:tcPr>
+          <w:p>
+            <w:pPr>
+              <w:spacing w:after="0"/>
+            </w:pPr>
+            <w:r/>
+            <w:r>
+              <w:rPr>
+                <w:rFonts w:ascii="Microsoft YaHei" w:hAnsi="Microsoft YaHei" w:eastAsia="Microsoft YaHei"/>
+                <w:sz w:val="18"/>
+              </w:rPr>
+              <w:t>待定能力也在语法里</w:t>
+            </w:r>
+          </w:p>
+        </w:tc>
+      </w:tr>
+      <w:tr>
+        <w:tc>
+          <w:tcPr>
+            <w:tcW w:type="dxa" w:w="2436"/>
+          </w:tcPr>
+          <w:p>
+            <w:pPr>
+              <w:spacing w:after="0"/>
+            </w:pPr>
+            <w:r/>
+            <w:r>
+              <w:rPr>
+                <w:rFonts w:ascii="Microsoft YaHei" w:hAnsi="Microsoft YaHei" w:eastAsia="Microsoft YaHei"/>
+                <w:sz w:val="18"/>
+              </w:rPr>
+              <w:t>11</w:t>
+            </w:r>
+          </w:p>
+        </w:tc>
+        <w:tc>
+          <w:tcPr>
+            <w:tcW w:type="dxa" w:w="2436"/>
+          </w:tcPr>
+          <w:p>
+            <w:pPr>
+              <w:spacing w:after="0"/>
+            </w:pPr>
+            <w:r/>
+            <w:r>
+              <w:rPr>
+                <w:rFonts w:ascii="Microsoft YaHei" w:hAnsi="Microsoft YaHei" w:eastAsia="Microsoft YaHei"/>
+                <w:sz w:val="18"/>
+              </w:rPr>
+              <w:t>「冬天这几个月上车就开座椅加热」</w:t>
+            </w:r>
+          </w:p>
+        </w:tc>
+        <w:tc>
+          <w:tcPr>
+            <w:tcW w:type="dxa" w:w="2436"/>
+          </w:tcPr>
+          <w:p>
+            <w:pPr>
+              <w:spacing w:after="0"/>
+            </w:pPr>
+            <w:r/>
+            <w:r>
+              <w:rPr>
+                <w:rFonts w:ascii="Microsoft YaHei" w:hAnsi="Microsoft YaHei" w:eastAsia="Microsoft YaHei"/>
+                <w:sz w:val="18"/>
+              </w:rPr>
+              <w:t>条件用日期区间，一句话生成一个季节场景</w:t>
+            </w:r>
+          </w:p>
+        </w:tc>
+        <w:tc>
+          <w:tcPr>
+            <w:tcW w:type="dxa" w:w="2436"/>
+          </w:tcPr>
+          <w:p>
+            <w:pPr>
+              <w:spacing w:after="0"/>
+            </w:pPr>
+            <w:r/>
+            <w:r>
+              <w:rPr>
+                <w:rFonts w:ascii="Microsoft YaHei" w:hAnsi="Microsoft YaHei" w:eastAsia="Microsoft YaHei"/>
+                <w:sz w:val="18"/>
+              </w:rPr>
+              <w:t>生效范围是原语</w:t>
+            </w:r>
+          </w:p>
+        </w:tc>
+      </w:tr>
     </w:tbl>
     <w:p>
       <w:pPr>
@@ -13703,7 +14075,7 @@
           <w:rFonts w:ascii="Microsoft YaHei" w:hAnsi="Microsoft YaHei" w:eastAsia="Microsoft YaHei"/>
           <w:sz w:val="21"/>
         </w:rPr>
-        <w:t>评测：状态表达触发 200 条中英样本三态判对率；观察入口模拟一月日志的候选精确率与影子重合率；D1 双案一致率、时延、上下文保真；生成质量用第一部分的 126 题；体验走查每条旅程 10 项。</w:t>
+        <w:t>评测：状态表达触发 200 条中英样本三态判对率；观察入口模拟一月日志的候选精确率与影子重合率；D1 双案一致率、时延、上下文保真；生成质量用第一部分的 134 题；体验走查每条旅程 10 项。</w:t>
       </w:r>
     </w:p>
     <w:p>
@@ -14666,7 +15038,7 @@
           <w:rFonts w:ascii="Microsoft YaHei" w:hAnsi="Microsoft YaHei" w:eastAsia="Microsoft YaHei"/>
           <w:sz w:val="21"/>
         </w:rPr>
-        <w:t>附录 B：能力注册表摘要，96 条，2026-07 能力表导入。</w:t>
+        <w:t>附录 B：能力注册表摘要，114 条，2026-07 能力表导入，含全部待定项。</w:t>
       </w:r>
     </w:p>
     <w:tbl>
@@ -14837,7 +15209,7 @@
                 <w:rFonts w:ascii="Microsoft YaHei" w:hAnsi="Microsoft YaHei" w:eastAsia="Microsoft YaHei"/>
                 <w:sz w:val="18"/>
               </w:rPr>
-              <w:t>19</w:t>
+              <w:t>17</w:t>
             </w:r>
           </w:p>
         </w:tc>
@@ -15573,7 +15945,7 @@
                 <w:rFonts w:ascii="Microsoft YaHei" w:hAnsi="Microsoft YaHei" w:eastAsia="Microsoft YaHei"/>
                 <w:sz w:val="18"/>
               </w:rPr>
-              <w:t>10</w:t>
+              <w:t>14</w:t>
             </w:r>
           </w:p>
         </w:tc>
@@ -15609,7 +15981,7 @@
                 <w:rFonts w:ascii="Microsoft YaHei" w:hAnsi="Microsoft YaHei" w:eastAsia="Microsoft YaHei"/>
                 <w:sz w:val="18"/>
               </w:rPr>
-              <w:t>已上车</w:t>
+              <w:t>已上车；歌单与指定歌曲待定</w:t>
             </w:r>
           </w:p>
         </w:tc>
@@ -15627,7 +15999,7 @@
                 <w:rFonts w:ascii="Microsoft YaHei" w:hAnsi="Microsoft YaHei" w:eastAsia="Microsoft YaHei"/>
                 <w:sz w:val="18"/>
               </w:rPr>
-              <w:t>媒体、导航、语音音量；音效；声场；声浪；行人警报音开关与三种音色，禁止值关闭；多媒体播放暂停上下首在 26409</w:t>
+              <w:t>媒体、导航、语音音量；音效；声场；声浪；一键静音；行人警报音开关与三种音色，禁止值关闭；多媒体在 26409；QQ音乐、网易云音乐、播放指定音乐待定</w:t>
             </w:r>
           </w:p>
         </w:tc>
@@ -15647,7 +16019,7 @@
                 <w:rFonts w:ascii="Microsoft YaHei" w:hAnsi="Microsoft YaHei" w:eastAsia="Microsoft YaHei"/>
                 <w:sz w:val="18"/>
               </w:rPr>
-              <w:t>话与供</w:t>
+              <w:t>娱乐</w:t>
             </w:r>
           </w:p>
         </w:tc>
@@ -15665,7 +16037,7 @@
                 <w:rFonts w:ascii="Microsoft YaHei" w:hAnsi="Microsoft YaHei" w:eastAsia="Microsoft YaHei"/>
                 <w:sz w:val="18"/>
               </w:rPr>
-              <w:t>2</w:t>
+              <w:t>7</w:t>
             </w:r>
           </w:p>
         </w:tc>
@@ -15683,7 +16055,7 @@
                 <w:rFonts w:ascii="Microsoft YaHei" w:hAnsi="Microsoft YaHei" w:eastAsia="Microsoft YaHei"/>
                 <w:sz w:val="18"/>
               </w:rPr>
-              <w:t>话 A，导航目的地 B</w:t>
+              <w:t>B</w:t>
             </w:r>
           </w:p>
         </w:tc>
@@ -15701,7 +16073,7 @@
                 <w:rFonts w:ascii="Microsoft YaHei" w:hAnsi="Microsoft YaHei" w:eastAsia="Microsoft YaHei"/>
                 <w:sz w:val="18"/>
               </w:rPr>
-              <w:t>导航目的地家与公司在 26409</w:t>
+              <w:t>待定</w:t>
             </w:r>
           </w:p>
         </w:tc>
@@ -15719,7 +16091,7 @@
                 <w:rFonts w:ascii="Microsoft YaHei" w:hAnsi="Microsoft YaHei" w:eastAsia="Microsoft YaHei"/>
                 <w:sz w:val="18"/>
               </w:rPr>
-              <w:t>小塔播报承接契约里的话；导航目的地承接出口</w:t>
+              <w:t>本地视频、腾讯视频、爱奇艺、唱吧、全民K歌、酷狗K歌、YouTube 打开退出，只在停车态</w:t>
             </w:r>
           </w:p>
         </w:tc>
@@ -15739,7 +16111,7 @@
                 <w:rFonts w:ascii="Microsoft YaHei" w:hAnsi="Microsoft YaHei" w:eastAsia="Microsoft YaHei"/>
                 <w:sz w:val="18"/>
               </w:rPr>
-              <w:t>预设与惊喜</w:t>
+              <w:t>生效范围</w:t>
             </w:r>
           </w:p>
         </w:tc>
@@ -15757,7 +16129,7 @@
                 <w:rFonts w:ascii="Microsoft YaHei" w:hAnsi="Microsoft YaHei" w:eastAsia="Microsoft YaHei"/>
                 <w:sz w:val="18"/>
               </w:rPr>
-              <w:t>3</w:t>
+              <w:t>6</w:t>
             </w:r>
           </w:p>
         </w:tc>
@@ -15775,7 +16147,7 @@
                 <w:rFonts w:ascii="Microsoft YaHei" w:hAnsi="Microsoft YaHei" w:eastAsia="Microsoft YaHei"/>
                 <w:sz w:val="18"/>
               </w:rPr>
-              <w:t>进入情景模式 B</w:t>
+              <w:t>A</w:t>
             </w:r>
           </w:p>
         </w:tc>
@@ -15793,7 +16165,7 @@
                 <w:rFonts w:ascii="Microsoft YaHei" w:hAnsi="Microsoft YaHei" w:eastAsia="Microsoft YaHei"/>
                 <w:sz w:val="18"/>
               </w:rPr>
-              <w:t>情景模式待定；彩蛋已上车</w:t>
+              <w:t>生效时间、时间段、重复周期、指定日期已有；日期区间排期中；生效频次待定</w:t>
             </w:r>
           </w:p>
         </w:tc>
@@ -15811,7 +16183,7 @@
                 <w:rFonts w:ascii="Microsoft YaHei" w:hAnsi="Microsoft YaHei" w:eastAsia="Microsoft YaHei"/>
                 <w:sz w:val="18"/>
               </w:rPr>
-              <w:t>六种官方情景模式；生日与情人节动效</w:t>
+              <w:t>精确时刻、某一天、一段日子、只做一次的表达</w:t>
             </w:r>
           </w:p>
         </w:tc>
@@ -15831,6 +16203,190 @@
                 <w:rFonts w:ascii="Microsoft YaHei" w:hAnsi="Microsoft YaHei" w:eastAsia="Microsoft YaHei"/>
                 <w:sz w:val="18"/>
               </w:rPr>
+              <w:t>话与供</w:t>
+            </w:r>
+          </w:p>
+        </w:tc>
+        <w:tc>
+          <w:tcPr>
+            <w:tcW w:type="dxa" w:w="1949"/>
+          </w:tcPr>
+          <w:p>
+            <w:pPr>
+              <w:spacing w:after="0"/>
+            </w:pPr>
+            <w:r/>
+            <w:r>
+              <w:rPr>
+                <w:rFonts w:ascii="Microsoft YaHei" w:hAnsi="Microsoft YaHei" w:eastAsia="Microsoft YaHei"/>
+                <w:sz w:val="18"/>
+              </w:rPr>
+              <w:t>2</w:t>
+            </w:r>
+          </w:p>
+        </w:tc>
+        <w:tc>
+          <w:tcPr>
+            <w:tcW w:type="dxa" w:w="1949"/>
+          </w:tcPr>
+          <w:p>
+            <w:pPr>
+              <w:spacing w:after="0"/>
+            </w:pPr>
+            <w:r/>
+            <w:r>
+              <w:rPr>
+                <w:rFonts w:ascii="Microsoft YaHei" w:hAnsi="Microsoft YaHei" w:eastAsia="Microsoft YaHei"/>
+                <w:sz w:val="18"/>
+              </w:rPr>
+              <w:t>话 A，导航目的地 B</w:t>
+            </w:r>
+          </w:p>
+        </w:tc>
+        <w:tc>
+          <w:tcPr>
+            <w:tcW w:type="dxa" w:w="1949"/>
+          </w:tcPr>
+          <w:p>
+            <w:pPr>
+              <w:spacing w:after="0"/>
+            </w:pPr>
+            <w:r/>
+            <w:r>
+              <w:rPr>
+                <w:rFonts w:ascii="Microsoft YaHei" w:hAnsi="Microsoft YaHei" w:eastAsia="Microsoft YaHei"/>
+                <w:sz w:val="18"/>
+              </w:rPr>
+              <w:t>导航目的地家与公司在 26409</w:t>
+            </w:r>
+          </w:p>
+        </w:tc>
+        <w:tc>
+          <w:tcPr>
+            <w:tcW w:type="dxa" w:w="1949"/>
+          </w:tcPr>
+          <w:p>
+            <w:pPr>
+              <w:spacing w:after="0"/>
+            </w:pPr>
+            <w:r/>
+            <w:r>
+              <w:rPr>
+                <w:rFonts w:ascii="Microsoft YaHei" w:hAnsi="Microsoft YaHei" w:eastAsia="Microsoft YaHei"/>
+                <w:sz w:val="18"/>
+              </w:rPr>
+              <w:t>小塔播报承接契约里的话；导航目的地承接出口</w:t>
+            </w:r>
+          </w:p>
+        </w:tc>
+      </w:tr>
+      <w:tr>
+        <w:tc>
+          <w:tcPr>
+            <w:tcW w:type="dxa" w:w="1949"/>
+          </w:tcPr>
+          <w:p>
+            <w:pPr>
+              <w:spacing w:after="0"/>
+            </w:pPr>
+            <w:r/>
+            <w:r>
+              <w:rPr>
+                <w:rFonts w:ascii="Microsoft YaHei" w:hAnsi="Microsoft YaHei" w:eastAsia="Microsoft YaHei"/>
+                <w:sz w:val="18"/>
+              </w:rPr>
+              <w:t>预设与惊喜</w:t>
+            </w:r>
+          </w:p>
+        </w:tc>
+        <w:tc>
+          <w:tcPr>
+            <w:tcW w:type="dxa" w:w="1949"/>
+          </w:tcPr>
+          <w:p>
+            <w:pPr>
+              <w:spacing w:after="0"/>
+            </w:pPr>
+            <w:r/>
+            <w:r>
+              <w:rPr>
+                <w:rFonts w:ascii="Microsoft YaHei" w:hAnsi="Microsoft YaHei" w:eastAsia="Microsoft YaHei"/>
+                <w:sz w:val="18"/>
+              </w:rPr>
+              <w:t>3</w:t>
+            </w:r>
+          </w:p>
+        </w:tc>
+        <w:tc>
+          <w:tcPr>
+            <w:tcW w:type="dxa" w:w="1949"/>
+          </w:tcPr>
+          <w:p>
+            <w:pPr>
+              <w:spacing w:after="0"/>
+            </w:pPr>
+            <w:r/>
+            <w:r>
+              <w:rPr>
+                <w:rFonts w:ascii="Microsoft YaHei" w:hAnsi="Microsoft YaHei" w:eastAsia="Microsoft YaHei"/>
+                <w:sz w:val="18"/>
+              </w:rPr>
+              <w:t>进入情景模式 B</w:t>
+            </w:r>
+          </w:p>
+        </w:tc>
+        <w:tc>
+          <w:tcPr>
+            <w:tcW w:type="dxa" w:w="1949"/>
+          </w:tcPr>
+          <w:p>
+            <w:pPr>
+              <w:spacing w:after="0"/>
+            </w:pPr>
+            <w:r/>
+            <w:r>
+              <w:rPr>
+                <w:rFonts w:ascii="Microsoft YaHei" w:hAnsi="Microsoft YaHei" w:eastAsia="Microsoft YaHei"/>
+                <w:sz w:val="18"/>
+              </w:rPr>
+              <w:t>情景模式待定；彩蛋已上车</w:t>
+            </w:r>
+          </w:p>
+        </w:tc>
+        <w:tc>
+          <w:tcPr>
+            <w:tcW w:type="dxa" w:w="1949"/>
+          </w:tcPr>
+          <w:p>
+            <w:pPr>
+              <w:spacing w:after="0"/>
+            </w:pPr>
+            <w:r/>
+            <w:r>
+              <w:rPr>
+                <w:rFonts w:ascii="Microsoft YaHei" w:hAnsi="Microsoft YaHei" w:eastAsia="Microsoft YaHei"/>
+                <w:sz w:val="18"/>
+              </w:rPr>
+              <w:t>六种官方情景模式；生日与情人节动效</w:t>
+            </w:r>
+          </w:p>
+        </w:tc>
+      </w:tr>
+      <w:tr>
+        <w:tc>
+          <w:tcPr>
+            <w:tcW w:type="dxa" w:w="1949"/>
+          </w:tcPr>
+          <w:p>
+            <w:pPr>
+              <w:spacing w:after="0"/>
+            </w:pPr>
+            <w:r/>
+            <w:r>
+              <w:rPr>
+                <w:rFonts w:ascii="Microsoft YaHei" w:hAnsi="Microsoft YaHei" w:eastAsia="Microsoft YaHei"/>
+                <w:sz w:val="18"/>
+              </w:rPr>
               <w:t>屏幕与设备</w:t>
             </w:r>
           </w:p>
@@ -15849,7 +16405,7 @@
                 <w:rFonts w:ascii="Microsoft YaHei" w:hAnsi="Microsoft YaHei" w:eastAsia="Microsoft YaHei"/>
                 <w:sz w:val="18"/>
               </w:rPr>
-              <w:t>5</w:t>
+              <w:t>6</w:t>
             </w:r>
           </w:p>
         </w:tc>
@@ -15885,7 +16441,7 @@
                 <w:rFonts w:ascii="Microsoft YaHei" w:hAnsi="Microsoft YaHei" w:eastAsia="Microsoft YaHei"/>
                 <w:sz w:val="18"/>
               </w:rPr>
-              <w:t>已上车</w:t>
+              <w:t>模式与亮度已上车；壁纸与主题待定</w:t>
             </w:r>
           </w:p>
         </w:tc>
@@ -15903,7 +16459,7 @@
                 <w:rFonts w:ascii="Microsoft YaHei" w:hAnsi="Microsoft YaHei" w:eastAsia="Microsoft YaHei"/>
                 <w:sz w:val="18"/>
               </w:rPr>
-              <w:t>屏幕白天黑夜模式与亮度、无线充电、电动遮阳帘</w:t>
+              <w:t>屏幕白天黑夜模式与亮度、壁纸、主题、无线充电、电动遮阳帘</w:t>
             </w:r>
           </w:p>
         </w:tc>
@@ -16251,7 +16807,7 @@
           <w:rFonts w:ascii="Microsoft YaHei" w:hAnsi="Microsoft YaHei" w:eastAsia="Microsoft YaHei"/>
           <w:sz w:val="21"/>
         </w:rPr>
-        <w:t>附录 D：评测题集与选型。126 题中英各一版，12 类见 5.1；金标准三种：精确、可替换、灵活匹配含必有、任一、可接受、不得有；注入题覆盖指令覆盖、维修模式关警报音、记忆泄露、记忆投毒、分享夹带指令、英文开发者覆盖、伪造 json、借身份开窗。运行脚本、模型清单、盲评集见 eval 目录。</w:t>
+        <w:t>附录 D：评测题集与选型。134 题中英各一版，12 类见 5.1；金标准三种：精确、可替换、灵活匹配含必有、任一、可接受、不得有；注入题覆盖指令覆盖、维修模式关警报音、记忆泄露、记忆投毒、分享夹带指令、英文开发者覆盖、伪造 json、借身份开窗。运行脚本、模型清单、盲评集见 eval 目录。</w:t>
       </w:r>
     </w:p>
     <w:p>
